--- a/templates/first-pass/D1SP-B_Subscription_Entity.docx
+++ b/templates/first-pass/D1SP-B_Subscription_Entity.docx
@@ -998,7 +998,12 @@
     </w:p>
     <w:p>
       <w:pPr>
+        <w:pStyle w:val="Heading1"/>
         <w:keepNext/>
+        <w:numPr>
+          <w:ilvl w:val="0"/>
+          <w:numId w:val="3"/>
+        </w:numPr>
         <w:spacing w:after="100" w:before="240"/>
       </w:pPr>
       <w:r>
@@ -1010,34 +1015,18 @@
           <w:sz w:val="23"/>
           <w:szCs w:val="23"/>
         </w:rPr>
-        <w:t xml:space="preserve">1 Documents that form part of this agreement</w:t>
-      </w:r>
-    </w:p>
-    <w:p>
-      <w:pPr>
-        <w:tabs>
-          <w:tab w:val="left" w:pos="709"/>
-        </w:tabs>
+        <w:t xml:space="preserve">Documents that form part of this agreement</w:t>
+      </w:r>
+    </w:p>
+    <w:p>
+      <w:pPr>
+        <w:pStyle w:val="ListParagraph"/>
+        <w:numPr>
+          <w:ilvl w:val="1"/>
+          <w:numId w:val="3"/>
+        </w:numPr>
         <w:spacing w:after="120" w:before="0" w:line="300"/>
-        <w:ind w:left="709" w:hanging="709"/>
-      </w:pPr>
-      <w:r>
-        <w:rPr>
-          <w:rFonts w:ascii="Georgia" w:cs="Georgia" w:eastAsia="Georgia" w:hAnsi="Georgia"/>
-          <w:color w:val="1A1F24"/>
-          <w:sz w:val="21"/>
-          <w:szCs w:val="21"/>
-        </w:rPr>
-        <w:t xml:space="preserve">1.1</w:t>
-      </w:r>
-      <w:r>
-        <w:rPr>
-          <w:rFonts w:ascii="Georgia" w:cs="Georgia" w:eastAsia="Georgia" w:hAnsi="Georgia"/>
-          <w:sz w:val="21"/>
-          <w:szCs w:val="21"/>
-        </w:rPr>
-        <w:t xml:space="preserve">	</w:t>
-      </w:r>
+      </w:pPr>
       <w:r>
         <w:rPr>
           <w:rFonts w:ascii="Georgia" w:cs="Georgia" w:eastAsia="Georgia" w:hAnsi="Georgia"/>
@@ -1050,29 +1039,13 @@
     </w:p>
     <w:p>
       <w:pPr>
-        <w:tabs>
-          <w:tab w:val="left" w:pos="709"/>
-        </w:tabs>
+        <w:pStyle w:val="ListParagraph"/>
+        <w:numPr>
+          <w:ilvl w:val="1"/>
+          <w:numId w:val="3"/>
+        </w:numPr>
         <w:spacing w:after="120" w:before="0" w:line="300"/>
-        <w:ind w:left="709" w:hanging="709"/>
-      </w:pPr>
-      <w:r>
-        <w:rPr>
-          <w:rFonts w:ascii="Georgia" w:cs="Georgia" w:eastAsia="Georgia" w:hAnsi="Georgia"/>
-          <w:color w:val="1A1F24"/>
-          <w:sz w:val="21"/>
-          <w:szCs w:val="21"/>
-        </w:rPr>
-        <w:t xml:space="preserve">1.2</w:t>
-      </w:r>
-      <w:r>
-        <w:rPr>
-          <w:rFonts w:ascii="Georgia" w:cs="Georgia" w:eastAsia="Georgia" w:hAnsi="Georgia"/>
-          <w:sz w:val="21"/>
-          <w:szCs w:val="21"/>
-        </w:rPr>
-        <w:t xml:space="preserve">	</w:t>
-      </w:r>
+      </w:pPr>
       <w:r>
         <w:rPr>
           <w:rFonts w:ascii="Georgia" w:cs="Georgia" w:eastAsia="Georgia" w:hAnsi="Georgia"/>
@@ -1235,7 +1208,12 @@
     </w:p>
     <w:p>
       <w:pPr>
+        <w:pStyle w:val="Heading1"/>
         <w:keepNext/>
+        <w:numPr>
+          <w:ilvl w:val="0"/>
+          <w:numId w:val="3"/>
+        </w:numPr>
         <w:spacing w:after="100" w:before="240"/>
       </w:pPr>
       <w:r>
@@ -1247,34 +1225,18 @@
           <w:sz w:val="23"/>
           <w:szCs w:val="23"/>
         </w:rPr>
-        <w:t xml:space="preserve">2 Subscription and allocation</w:t>
-      </w:r>
-    </w:p>
-    <w:p>
-      <w:pPr>
-        <w:tabs>
-          <w:tab w:val="left" w:pos="709"/>
-        </w:tabs>
+        <w:t xml:space="preserve">Subscription and allocation</w:t>
+      </w:r>
+    </w:p>
+    <w:p>
+      <w:pPr>
+        <w:pStyle w:val="ListParagraph"/>
+        <w:numPr>
+          <w:ilvl w:val="1"/>
+          <w:numId w:val="3"/>
+        </w:numPr>
         <w:spacing w:after="120" w:before="0" w:line="300"/>
-        <w:ind w:left="709" w:hanging="709"/>
-      </w:pPr>
-      <w:r>
-        <w:rPr>
-          <w:rFonts w:ascii="Georgia" w:cs="Georgia" w:eastAsia="Georgia" w:hAnsi="Georgia"/>
-          <w:color w:val="1A1F24"/>
-          <w:sz w:val="21"/>
-          <w:szCs w:val="21"/>
-        </w:rPr>
-        <w:t xml:space="preserve">2.1</w:t>
-      </w:r>
-      <w:r>
-        <w:rPr>
-          <w:rFonts w:ascii="Georgia" w:cs="Georgia" w:eastAsia="Georgia" w:hAnsi="Georgia"/>
-          <w:sz w:val="21"/>
-          <w:szCs w:val="21"/>
-        </w:rPr>
-        <w:t xml:space="preserve">	</w:t>
-      </w:r>
+      </w:pPr>
       <w:r>
         <w:rPr>
           <w:rFonts w:ascii="Georgia" w:cs="Georgia" w:eastAsia="Georgia" w:hAnsi="Georgia"/>
@@ -1306,29 +1268,13 @@
     </w:p>
     <w:p>
       <w:pPr>
-        <w:tabs>
-          <w:tab w:val="left" w:pos="709"/>
-        </w:tabs>
+        <w:pStyle w:val="ListParagraph"/>
+        <w:numPr>
+          <w:ilvl w:val="1"/>
+          <w:numId w:val="3"/>
+        </w:numPr>
         <w:spacing w:after="120" w:before="0" w:line="300"/>
-        <w:ind w:left="709" w:hanging="709"/>
-      </w:pPr>
-      <w:r>
-        <w:rPr>
-          <w:rFonts w:ascii="Georgia" w:cs="Georgia" w:eastAsia="Georgia" w:hAnsi="Georgia"/>
-          <w:color w:val="1A1F24"/>
-          <w:sz w:val="21"/>
-          <w:szCs w:val="21"/>
-        </w:rPr>
-        <w:t xml:space="preserve">2.2</w:t>
-      </w:r>
-      <w:r>
-        <w:rPr>
-          <w:rFonts w:ascii="Georgia" w:cs="Georgia" w:eastAsia="Georgia" w:hAnsi="Georgia"/>
-          <w:sz w:val="21"/>
-          <w:szCs w:val="21"/>
-        </w:rPr>
-        <w:t xml:space="preserve">	</w:t>
-      </w:r>
+      </w:pPr>
       <w:r>
         <w:rPr>
           <w:rFonts w:ascii="Georgia" w:cs="Georgia" w:eastAsia="Georgia" w:hAnsi="Georgia"/>
@@ -1379,29 +1325,13 @@
     </w:p>
     <w:p>
       <w:pPr>
-        <w:tabs>
-          <w:tab w:val="left" w:pos="709"/>
-        </w:tabs>
+        <w:pStyle w:val="ListParagraph"/>
+        <w:numPr>
+          <w:ilvl w:val="1"/>
+          <w:numId w:val="3"/>
+        </w:numPr>
         <w:spacing w:after="120" w:before="0" w:line="300"/>
-        <w:ind w:left="709" w:hanging="709"/>
-      </w:pPr>
-      <w:r>
-        <w:rPr>
-          <w:rFonts w:ascii="Georgia" w:cs="Georgia" w:eastAsia="Georgia" w:hAnsi="Georgia"/>
-          <w:color w:val="1A1F24"/>
-          <w:sz w:val="21"/>
-          <w:szCs w:val="21"/>
-        </w:rPr>
-        <w:t xml:space="preserve">2.3</w:t>
-      </w:r>
-      <w:r>
-        <w:rPr>
-          <w:rFonts w:ascii="Georgia" w:cs="Georgia" w:eastAsia="Georgia" w:hAnsi="Georgia"/>
-          <w:sz w:val="21"/>
-          <w:szCs w:val="21"/>
-        </w:rPr>
-        <w:t xml:space="preserve">	</w:t>
-      </w:r>
+      </w:pPr>
       <w:r>
         <w:rPr>
           <w:rFonts w:ascii="Georgia" w:cs="Georgia" w:eastAsia="Georgia" w:hAnsi="Georgia"/>
@@ -1414,7 +1344,12 @@
     </w:p>
     <w:p>
       <w:pPr>
+        <w:pStyle w:val="Heading1"/>
         <w:keepNext/>
+        <w:numPr>
+          <w:ilvl w:val="0"/>
+          <w:numId w:val="3"/>
+        </w:numPr>
         <w:spacing w:after="100" w:before="240"/>
       </w:pPr>
       <w:r>
@@ -1426,34 +1361,18 @@
           <w:sz w:val="23"/>
           <w:szCs w:val="23"/>
         </w:rPr>
-        <w:t xml:space="preserve">3 Payment</w:t>
-      </w:r>
-    </w:p>
-    <w:p>
-      <w:pPr>
-        <w:tabs>
-          <w:tab w:val="left" w:pos="709"/>
-        </w:tabs>
+        <w:t xml:space="preserve">Payment</w:t>
+      </w:r>
+    </w:p>
+    <w:p>
+      <w:pPr>
+        <w:pStyle w:val="ListParagraph"/>
+        <w:numPr>
+          <w:ilvl w:val="1"/>
+          <w:numId w:val="3"/>
+        </w:numPr>
         <w:spacing w:after="120" w:before="0" w:line="300"/>
-        <w:ind w:left="709" w:hanging="709"/>
-      </w:pPr>
-      <w:r>
-        <w:rPr>
-          <w:rFonts w:ascii="Georgia" w:cs="Georgia" w:eastAsia="Georgia" w:hAnsi="Georgia"/>
-          <w:color w:val="1A1F24"/>
-          <w:sz w:val="21"/>
-          <w:szCs w:val="21"/>
-        </w:rPr>
-        <w:t xml:space="preserve">3.1</w:t>
-      </w:r>
-      <w:r>
-        <w:rPr>
-          <w:rFonts w:ascii="Georgia" w:cs="Georgia" w:eastAsia="Georgia" w:hAnsi="Georgia"/>
-          <w:sz w:val="21"/>
-          <w:szCs w:val="21"/>
-        </w:rPr>
-        <w:t xml:space="preserve">	</w:t>
-      </w:r>
+      </w:pPr>
       <w:r>
         <w:rPr>
           <w:rFonts w:ascii="Georgia" w:cs="Georgia" w:eastAsia="Georgia" w:hAnsi="Georgia"/>
@@ -1485,29 +1404,13 @@
     </w:p>
     <w:p>
       <w:pPr>
-        <w:tabs>
-          <w:tab w:val="left" w:pos="709"/>
-        </w:tabs>
+        <w:pStyle w:val="ListParagraph"/>
+        <w:numPr>
+          <w:ilvl w:val="1"/>
+          <w:numId w:val="3"/>
+        </w:numPr>
         <w:spacing w:after="120" w:before="0" w:line="300"/>
-        <w:ind w:left="709" w:hanging="709"/>
-      </w:pPr>
-      <w:r>
-        <w:rPr>
-          <w:rFonts w:ascii="Georgia" w:cs="Georgia" w:eastAsia="Georgia" w:hAnsi="Georgia"/>
-          <w:color w:val="1A1F24"/>
-          <w:sz w:val="21"/>
-          <w:szCs w:val="21"/>
-        </w:rPr>
-        <w:t xml:space="preserve">3.2</w:t>
-      </w:r>
-      <w:r>
-        <w:rPr>
-          <w:rFonts w:ascii="Georgia" w:cs="Georgia" w:eastAsia="Georgia" w:hAnsi="Georgia"/>
-          <w:sz w:val="21"/>
-          <w:szCs w:val="21"/>
-        </w:rPr>
-        <w:t xml:space="preserve">	</w:t>
-      </w:r>
+      </w:pPr>
       <w:r>
         <w:rPr>
           <w:rFonts w:ascii="Georgia" w:cs="Georgia" w:eastAsia="Georgia" w:hAnsi="Georgia"/>
@@ -1520,7 +1423,12 @@
     </w:p>
     <w:p>
       <w:pPr>
+        <w:pStyle w:val="Heading1"/>
         <w:keepNext/>
+        <w:numPr>
+          <w:ilvl w:val="0"/>
+          <w:numId w:val="3"/>
+        </w:numPr>
         <w:spacing w:after="100" w:before="240"/>
       </w:pPr>
       <w:r>
@@ -1532,34 +1440,18 @@
           <w:sz w:val="23"/>
           <w:szCs w:val="23"/>
         </w:rPr>
-        <w:t xml:space="preserve">4 Investor status</w:t>
-      </w:r>
-    </w:p>
-    <w:p>
-      <w:pPr>
-        <w:tabs>
-          <w:tab w:val="left" w:pos="709"/>
-        </w:tabs>
+        <w:t xml:space="preserve">Investor status</w:t>
+      </w:r>
+    </w:p>
+    <w:p>
+      <w:pPr>
+        <w:pStyle w:val="ListParagraph"/>
+        <w:numPr>
+          <w:ilvl w:val="1"/>
+          <w:numId w:val="3"/>
+        </w:numPr>
         <w:spacing w:after="120" w:before="0" w:line="300"/>
-        <w:ind w:left="709" w:hanging="709"/>
-      </w:pPr>
-      <w:r>
-        <w:rPr>
-          <w:rFonts w:ascii="Georgia" w:cs="Georgia" w:eastAsia="Georgia" w:hAnsi="Georgia"/>
-          <w:color w:val="1A1F24"/>
-          <w:sz w:val="21"/>
-          <w:szCs w:val="21"/>
-        </w:rPr>
-        <w:t xml:space="preserve">4.1</w:t>
-      </w:r>
-      <w:r>
-        <w:rPr>
-          <w:rFonts w:ascii="Georgia" w:cs="Georgia" w:eastAsia="Georgia" w:hAnsi="Georgia"/>
-          <w:sz w:val="21"/>
-          <w:szCs w:val="21"/>
-        </w:rPr>
-        <w:t xml:space="preserve">	</w:t>
-      </w:r>
+      </w:pPr>
       <w:r>
         <w:rPr>
           <w:rFonts w:ascii="Georgia" w:cs="Georgia" w:eastAsia="Georgia" w:hAnsi="Georgia"/>
@@ -1696,73 +1588,43 @@
     </w:p>
     <w:p>
       <w:pPr>
+        <w:pStyle w:val="Heading1"/>
         <w:keepNext/>
-        <w:spacing w:after="100" w:before="240"/>
-      </w:pPr>
-      <w:r>
-        <w:rPr>
-          <w:rFonts w:ascii="Georgia" w:cs="Georgia" w:eastAsia="Georgia" w:hAnsi="Georgia"/>
-          <w:b/>
-          <w:bCs/>
-          <w:color w:val="1A1F24"/>
-          <w:sz w:val="23"/>
-          <w:szCs w:val="23"/>
-        </w:rPr>
-        <w:t xml:space="preserve">5 Representations and acknowledgements</w:t>
-      </w:r>
-    </w:p>
-    <w:p>
-      <w:pPr>
-        <w:tabs>
-          <w:tab w:val="left" w:pos="709"/>
-        </w:tabs>
-        <w:spacing w:after="120" w:before="0" w:line="300"/>
-        <w:ind w:left="709" w:hanging="709"/>
-      </w:pPr>
-      <w:r>
-        <w:rPr>
-          <w:rFonts w:ascii="Georgia" w:cs="Georgia" w:eastAsia="Georgia" w:hAnsi="Georgia"/>
-          <w:color w:val="1A1F24"/>
-          <w:sz w:val="21"/>
-          <w:szCs w:val="21"/>
-        </w:rPr>
-        <w:t xml:space="preserve">5.1</w:t>
-      </w:r>
-      <w:r>
-        <w:rPr>
-          <w:rFonts w:ascii="Georgia" w:cs="Georgia" w:eastAsia="Georgia" w:hAnsi="Georgia"/>
-          <w:sz w:val="21"/>
-          <w:szCs w:val="21"/>
-        </w:rPr>
-        <w:t xml:space="preserve">	</w:t>
-      </w:r>
-      <w:r>
-        <w:rPr>
-          <w:rFonts w:ascii="Georgia" w:cs="Georgia" w:eastAsia="Georgia" w:hAnsi="Georgia"/>
-          <w:color w:val="1A1F24"/>
-          <w:sz w:val="21"/>
-          <w:szCs w:val="21"/>
-        </w:rPr>
-        <w:t xml:space="preserve">The Investor confirms that:</w:t>
-      </w:r>
-    </w:p>
-    <w:p>
-      <w:pPr>
-        <w:pStyle w:val="ListParagraph"/>
         <w:numPr>
           <w:ilvl w:val="0"/>
           <w:numId w:val="3"/>
         </w:numPr>
-        <w:spacing w:after="80" w:line="290"/>
-      </w:pPr>
-      <w:r>
-        <w:rPr>
-          <w:rFonts w:ascii="Georgia" w:cs="Georgia" w:eastAsia="Georgia" w:hAnsi="Georgia"/>
-          <w:color w:val="1A1F24"/>
-          <w:sz w:val="21"/>
-          <w:szCs w:val="21"/>
-        </w:rPr>
-        <w:t xml:space="preserve">they have received and read the Offering Memorandum, the Supplement and the Subscription Terms, and have had the opportunity to ask questions and take independent legal, tax and financial advice;</w:t>
+        <w:spacing w:after="100" w:before="240"/>
+      </w:pPr>
+      <w:r>
+        <w:rPr>
+          <w:rFonts w:ascii="Georgia" w:cs="Georgia" w:eastAsia="Georgia" w:hAnsi="Georgia"/>
+          <w:b/>
+          <w:bCs/>
+          <w:color w:val="1A1F24"/>
+          <w:sz w:val="23"/>
+          <w:szCs w:val="23"/>
+        </w:rPr>
+        <w:t xml:space="preserve">Representations and acknowledgements</w:t>
+      </w:r>
+    </w:p>
+    <w:p>
+      <w:pPr>
+        <w:pStyle w:val="ListParagraph"/>
+        <w:numPr>
+          <w:ilvl w:val="1"/>
+          <w:numId w:val="3"/>
+        </w:numPr>
+        <w:spacing w:after="120" w:before="0" w:line="300"/>
+      </w:pPr>
+      <w:r>
+        <w:rPr>
+          <w:rFonts w:ascii="Georgia" w:cs="Georgia" w:eastAsia="Georgia" w:hAnsi="Georgia"/>
+          <w:color w:val="1A1F24"/>
+          <w:sz w:val="21"/>
+          <w:szCs w:val="21"/>
+        </w:rPr>
+        <w:t xml:space="preserve">The Investor confirms that:</w:t>
       </w:r>
     </w:p>
     <w:p>
@@ -1770,7 +1632,7 @@
         <w:pStyle w:val="ListParagraph"/>
         <w:numPr>
           <w:ilvl w:val="0"/>
-          <w:numId w:val="3"/>
+          <w:numId w:val="4"/>
         </w:numPr>
         <w:spacing w:after="80" w:line="290"/>
       </w:pPr>
@@ -1781,7 +1643,7 @@
           <w:sz w:val="21"/>
           <w:szCs w:val="21"/>
         </w:rPr>
-        <w:t xml:space="preserve">they are not relying on any statement by the Company, the Sponsor, any segregated portfolio or the platform through which this agreement is made, other than those in the documents listed in clause 1.2, and none of them has given the Investor investment, legal or tax advice;</w:t>
+        <w:t xml:space="preserve">they have received and read the Offering Memorandum, the Supplement and the Subscription Terms, and have had the opportunity to ask questions and take independent legal, tax and financial advice;</w:t>
       </w:r>
     </w:p>
     <w:p>
@@ -1789,7 +1651,7 @@
         <w:pStyle w:val="ListParagraph"/>
         <w:numPr>
           <w:ilvl w:val="0"/>
-          <w:numId w:val="3"/>
+          <w:numId w:val="4"/>
         </w:numPr>
         <w:spacing w:after="80" w:line="290"/>
       </w:pPr>
@@ -1800,7 +1662,7 @@
           <w:sz w:val="21"/>
           <w:szCs w:val="21"/>
         </w:rPr>
-        <w:t xml:space="preserve">they understand that an investment in the Portfolio is high-risk, that they may lose all of the amount invested, and that Portfolio Shares cannot be redeemed at their request and have no market;</w:t>
+        <w:t xml:space="preserve">they are not relying on any statement by the Company, the Sponsor, any segregated portfolio or the platform through which this agreement is made, other than those in the documents listed in clause 1.2, and none of them has given the Investor investment, legal or tax advice;</w:t>
       </w:r>
     </w:p>
     <w:p>
@@ -1808,7 +1670,7 @@
         <w:pStyle w:val="ListParagraph"/>
         <w:numPr>
           <w:ilvl w:val="0"/>
-          <w:numId w:val="3"/>
+          <w:numId w:val="4"/>
         </w:numPr>
         <w:spacing w:after="80" w:line="290"/>
       </w:pPr>
@@ -1819,7 +1681,26 @@
           <w:sz w:val="21"/>
           <w:szCs w:val="21"/>
         </w:rPr>
-        <w:t xml:space="preserve">they are subscribing for their own account </w:t>
+        <w:t xml:space="preserve">they understand that an investment in the Portfolio is high-risk, that they may lose all of the amount invested, and that Portfolio Shares cannot be redeemed at their request and have no market;</w:t>
+      </w:r>
+    </w:p>
+    <w:p>
+      <w:pPr>
+        <w:pStyle w:val="ListParagraph"/>
+        <w:numPr>
+          <w:ilvl w:val="0"/>
+          <w:numId w:val="4"/>
+        </w:numPr>
+        <w:spacing w:after="80" w:line="290"/>
+      </w:pPr>
+      <w:r>
+        <w:rPr>
+          <w:rFonts w:ascii="Georgia" w:cs="Georgia" w:eastAsia="Georgia" w:hAnsi="Georgia"/>
+          <w:color w:val="1A1F24"/>
+          <w:sz w:val="21"/>
+          <w:szCs w:val="21"/>
+        </w:rPr>
+        <w:t xml:space="preserve">they are subscribing for their own account</w:t>
       </w:r>
       <w:r>
         <w:rPr>
@@ -1840,7 +1721,7 @@
           <w:sz w:val="21"/>
           <w:szCs w:val="21"/>
         </w:rPr>
-        <w:t xml:space="preserve"> or as permitted by clause 6 </w:t>
+        <w:t xml:space="preserve"> or as permitted by clause 6</w:t>
       </w:r>
       <w:r>
         <w:rPr>
@@ -1869,7 +1750,7 @@
         <w:pStyle w:val="ListParagraph"/>
         <w:numPr>
           <w:ilvl w:val="0"/>
-          <w:numId w:val="3"/>
+          <w:numId w:val="4"/>
         </w:numPr>
         <w:spacing w:after="80" w:line="290"/>
       </w:pPr>
@@ -1888,7 +1769,7 @@
         <w:pStyle w:val="ListParagraph"/>
         <w:numPr>
           <w:ilvl w:val="0"/>
-          <w:numId w:val="3"/>
+          <w:numId w:val="4"/>
         </w:numPr>
         <w:spacing w:after="80" w:line="290"/>
       </w:pPr>
@@ -1940,6 +1821,7 @@
     </w:p>
     <w:p>
       <w:pPr>
+        <w:pStyle w:val="Heading1"/>
         <w:keepNext/>
         <w:spacing w:after="100" w:before="240"/>
       </w:pPr>
@@ -1957,29 +1839,13 @@
     </w:p>
     <w:p>
       <w:pPr>
-        <w:tabs>
-          <w:tab w:val="left" w:pos="709"/>
-        </w:tabs>
+        <w:pStyle w:val="ListParagraph"/>
+        <w:numPr>
+          <w:ilvl w:val="1"/>
+          <w:numId w:val="3"/>
+        </w:numPr>
         <w:spacing w:after="120" w:before="0" w:line="300"/>
-        <w:ind w:left="709" w:hanging="709"/>
-      </w:pPr>
-      <w:r>
-        <w:rPr>
-          <w:rFonts w:ascii="Georgia" w:cs="Georgia" w:eastAsia="Georgia" w:hAnsi="Georgia"/>
-          <w:color w:val="1A1F24"/>
-          <w:sz w:val="21"/>
-          <w:szCs w:val="21"/>
-        </w:rPr>
-        <w:t xml:space="preserve">5.2</w:t>
-      </w:r>
-      <w:r>
-        <w:rPr>
-          <w:rFonts w:ascii="Georgia" w:cs="Georgia" w:eastAsia="Georgia" w:hAnsi="Georgia"/>
-          <w:sz w:val="21"/>
-          <w:szCs w:val="21"/>
-        </w:rPr>
-        <w:t xml:space="preserve">	</w:t>
-      </w:r>
+      </w:pPr>
       <w:r>
         <w:rPr>
           <w:rFonts w:ascii="Georgia" w:cs="Georgia" w:eastAsia="Georgia" w:hAnsi="Georgia"/>
@@ -2009,6 +1875,7 @@
     </w:p>
     <w:p>
       <w:pPr>
+        <w:pStyle w:val="Heading1"/>
         <w:keepNext/>
         <w:spacing w:after="100" w:before="240"/>
       </w:pPr>
@@ -2026,29 +1893,13 @@
     </w:p>
     <w:p>
       <w:pPr>
-        <w:tabs>
-          <w:tab w:val="left" w:pos="709"/>
-        </w:tabs>
+        <w:pStyle w:val="ListParagraph"/>
+        <w:numPr>
+          <w:ilvl w:val="1"/>
+          <w:numId w:val="3"/>
+        </w:numPr>
         <w:spacing w:after="120" w:before="0" w:line="300"/>
-        <w:ind w:left="709" w:hanging="709"/>
-      </w:pPr>
-      <w:r>
-        <w:rPr>
-          <w:rFonts w:ascii="Georgia" w:cs="Georgia" w:eastAsia="Georgia" w:hAnsi="Georgia"/>
-          <w:color w:val="1A1F24"/>
-          <w:sz w:val="21"/>
-          <w:szCs w:val="21"/>
-        </w:rPr>
-        <w:t xml:space="preserve">5.3</w:t>
-      </w:r>
-      <w:r>
-        <w:rPr>
-          <w:rFonts w:ascii="Georgia" w:cs="Georgia" w:eastAsia="Georgia" w:hAnsi="Georgia"/>
-          <w:sz w:val="21"/>
-          <w:szCs w:val="21"/>
-        </w:rPr>
-        <w:t xml:space="preserve">	</w:t>
-      </w:r>
+      </w:pPr>
       <w:r>
         <w:rPr>
           <w:rFonts w:ascii="Georgia" w:cs="Georgia" w:eastAsia="Georgia" w:hAnsi="Georgia"/>
@@ -2154,7 +2005,12 @@
     </w:p>
     <w:p>
       <w:pPr>
+        <w:pStyle w:val="Heading1"/>
         <w:keepNext/>
+        <w:numPr>
+          <w:ilvl w:val="0"/>
+          <w:numId w:val="3"/>
+        </w:numPr>
         <w:spacing w:after="100" w:before="240"/>
       </w:pPr>
       <w:r>
@@ -2166,34 +2022,18 @@
           <w:sz w:val="23"/>
           <w:szCs w:val="23"/>
         </w:rPr>
-        <w:t xml:space="preserve">6 Capacity and authority</w:t>
-      </w:r>
-    </w:p>
-    <w:p>
-      <w:pPr>
-        <w:tabs>
-          <w:tab w:val="left" w:pos="709"/>
-        </w:tabs>
+        <w:t xml:space="preserve">Capacity and authority</w:t>
+      </w:r>
+    </w:p>
+    <w:p>
+      <w:pPr>
+        <w:pStyle w:val="ListParagraph"/>
+        <w:numPr>
+          <w:ilvl w:val="1"/>
+          <w:numId w:val="3"/>
+        </w:numPr>
         <w:spacing w:after="120" w:before="0" w:line="300"/>
-        <w:ind w:left="709" w:hanging="709"/>
-      </w:pPr>
-      <w:r>
-        <w:rPr>
-          <w:rFonts w:ascii="Georgia" w:cs="Georgia" w:eastAsia="Georgia" w:hAnsi="Georgia"/>
-          <w:color w:val="1A1F24"/>
-          <w:sz w:val="21"/>
-          <w:szCs w:val="21"/>
-        </w:rPr>
-        <w:t xml:space="preserve">6.1</w:t>
-      </w:r>
-      <w:r>
-        <w:rPr>
-          <w:rFonts w:ascii="Georgia" w:cs="Georgia" w:eastAsia="Georgia" w:hAnsi="Georgia"/>
-          <w:sz w:val="21"/>
-          <w:szCs w:val="21"/>
-        </w:rPr>
-        <w:t xml:space="preserve">	</w:t>
-      </w:r>
+      </w:pPr>
       <w:r>
         <w:rPr>
           <w:rFonts w:ascii="Georgia" w:cs="Georgia" w:eastAsia="Georgia" w:hAnsi="Georgia"/>
@@ -2225,29 +2065,13 @@
     </w:p>
     <w:p>
       <w:pPr>
-        <w:tabs>
-          <w:tab w:val="left" w:pos="709"/>
-        </w:tabs>
+        <w:pStyle w:val="ListParagraph"/>
+        <w:numPr>
+          <w:ilvl w:val="1"/>
+          <w:numId w:val="3"/>
+        </w:numPr>
         <w:spacing w:after="120" w:before="0" w:line="300"/>
-        <w:ind w:left="709" w:hanging="709"/>
-      </w:pPr>
-      <w:r>
-        <w:rPr>
-          <w:rFonts w:ascii="Georgia" w:cs="Georgia" w:eastAsia="Georgia" w:hAnsi="Georgia"/>
-          <w:color w:val="1A1F24"/>
-          <w:sz w:val="21"/>
-          <w:szCs w:val="21"/>
-        </w:rPr>
-        <w:t xml:space="preserve">6.2</w:t>
-      </w:r>
-      <w:r>
-        <w:rPr>
-          <w:rFonts w:ascii="Georgia" w:cs="Georgia" w:eastAsia="Georgia" w:hAnsi="Georgia"/>
-          <w:sz w:val="21"/>
-          <w:szCs w:val="21"/>
-        </w:rPr>
-        <w:t xml:space="preserve">	</w:t>
-      </w:r>
+      </w:pPr>
       <w:r>
         <w:rPr>
           <w:rFonts w:ascii="Georgia" w:cs="Georgia" w:eastAsia="Georgia" w:hAnsi="Georgia"/>
@@ -2276,7 +2100,7 @@
           <w:sz w:val="21"/>
           <w:szCs w:val="21"/>
         </w:rPr>
-        <w:t xml:space="preserve"> was </w:t>
+        <w:t xml:space="preserve">was</w:t>
       </w:r>
       <w:r>
         <w:rPr>
@@ -2297,7 +2121,7 @@
           <w:sz w:val="21"/>
           <w:szCs w:val="21"/>
         </w:rPr>
-        <w:t xml:space="preserve"> was not </w:t>
+        <w:t xml:space="preserve">was not</w:t>
       </w:r>
       <w:r>
         <w:rPr>
@@ -2340,29 +2164,13 @@
     </w:p>
     <w:p>
       <w:pPr>
-        <w:tabs>
-          <w:tab w:val="left" w:pos="709"/>
-        </w:tabs>
+        <w:pStyle w:val="ListParagraph"/>
+        <w:numPr>
+          <w:ilvl w:val="1"/>
+          <w:numId w:val="3"/>
+        </w:numPr>
         <w:spacing w:after="120" w:before="0" w:line="300"/>
-        <w:ind w:left="709" w:hanging="709"/>
-      </w:pPr>
-      <w:r>
-        <w:rPr>
-          <w:rFonts w:ascii="Georgia" w:cs="Georgia" w:eastAsia="Georgia" w:hAnsi="Georgia"/>
-          <w:color w:val="1A1F24"/>
-          <w:sz w:val="21"/>
-          <w:szCs w:val="21"/>
-        </w:rPr>
-        <w:t xml:space="preserve">6.3</w:t>
-      </w:r>
-      <w:r>
-        <w:rPr>
-          <w:rFonts w:ascii="Georgia" w:cs="Georgia" w:eastAsia="Georgia" w:hAnsi="Georgia"/>
-          <w:sz w:val="21"/>
-          <w:szCs w:val="21"/>
-        </w:rPr>
-        <w:t xml:space="preserve">	</w:t>
-      </w:r>
+      </w:pPr>
       <w:r>
         <w:rPr>
           <w:rFonts w:ascii="Georgia" w:cs="Georgia" w:eastAsia="Georgia" w:hAnsi="Georgia"/>
@@ -2389,88 +2197,7 @@
           <w:sz w:val="21"/>
           <w:szCs w:val="21"/>
         </w:rPr>
-        <w:t xml:space="preserve">. </w:t>
-      </w:r>
-      <w:r>
-        <w:rPr>
-          <w:rFonts w:ascii="Arial" w:cs="Arial" w:eastAsia="Arial" w:hAnsi="Arial"/>
-          <w:b/>
-          <w:bCs/>
-          <w:color w:val="5B3F8C"/>
-          <w:sz w:val="17"/>
-          <w:szCs w:val="17"/>
-          <w:shd w:fill="EFEAF6" w:color="auto" w:val="clear"/>
-        </w:rPr>
-        <w:t xml:space="preserve">[[Counsel wording on trustee limitation of liability]]</w:t>
-      </w:r>
-    </w:p>
-    <w:p>
-      <w:pPr>
-        <w:spacing w:after="60" w:before="60"/>
-      </w:pPr>
-      <w:r>
-        <w:rPr>
-          <w:rFonts w:ascii="Arial" w:cs="Arial" w:eastAsia="Arial" w:hAnsi="Arial"/>
-          <w:b/>
-          <w:bCs/>
-          <w:color w:val="5B3F8C"/>
-          <w:sz w:val="17"/>
-          <w:szCs w:val="17"/>
-          <w:shd w:fill="EFEAF6" w:color="auto" w:val="clear"/>
-        </w:rPr>
-        <w:t xml:space="preserve">[[END IF]]</w:t>
-      </w:r>
-    </w:p>
-    <w:p>
-      <w:pPr>
-        <w:keepNext/>
-        <w:spacing w:after="100" w:before="240"/>
-      </w:pPr>
-      <w:r>
-        <w:rPr>
-          <w:rFonts w:ascii="Georgia" w:cs="Georgia" w:eastAsia="Georgia" w:hAnsi="Georgia"/>
-          <w:b/>
-          <w:bCs/>
-          <w:color w:val="1A1F24"/>
-          <w:sz w:val="23"/>
-          <w:szCs w:val="23"/>
-        </w:rPr>
-        <w:t xml:space="preserve">7 Anti-money laundering</w:t>
-      </w:r>
-    </w:p>
-    <w:p>
-      <w:pPr>
-        <w:tabs>
-          <w:tab w:val="left" w:pos="709"/>
-        </w:tabs>
-        <w:spacing w:after="120" w:before="0" w:line="300"/>
-        <w:ind w:left="709" w:hanging="709"/>
-      </w:pPr>
-      <w:r>
-        <w:rPr>
-          <w:rFonts w:ascii="Georgia" w:cs="Georgia" w:eastAsia="Georgia" w:hAnsi="Georgia"/>
-          <w:color w:val="1A1F24"/>
-          <w:sz w:val="21"/>
-          <w:szCs w:val="21"/>
-        </w:rPr>
-        <w:t xml:space="preserve">7.1</w:t>
-      </w:r>
-      <w:r>
-        <w:rPr>
-          <w:rFonts w:ascii="Georgia" w:cs="Georgia" w:eastAsia="Georgia" w:hAnsi="Georgia"/>
-          <w:sz w:val="21"/>
-          <w:szCs w:val="21"/>
-        </w:rPr>
-        <w:t xml:space="preserve">	</w:t>
-      </w:r>
-      <w:r>
-        <w:rPr>
-          <w:rFonts w:ascii="Georgia" w:cs="Georgia" w:eastAsia="Georgia" w:hAnsi="Georgia"/>
-          <w:color w:val="1A1F24"/>
-          <w:sz w:val="21"/>
-          <w:szCs w:val="21"/>
-        </w:rPr>
-        <w:t xml:space="preserve">The Investor will provide any information and documents the Company or its administrator reasonably requests to verify the Investor’s identity, source of funds and, where relevant, beneficial owners. If the Investor does not, the Company may refuse the application, withhold payments or compulsorily redeem the Investor’s Portfolio Shares, as permitted by the Offering Memorandum.</w:t>
+        <w:t xml:space="preserve">.</w:t>
       </w:r>
     </w:p>
     <w:p>
@@ -2506,198 +2233,65 @@
           <w:sz w:val="19"/>
           <w:szCs w:val="19"/>
         </w:rPr>
-        <w:t xml:space="preserve">Confirm the anti-money-laundering documents and the beneficial-ownership threshold required by the administrator and BVI rules.</w:t>
-      </w:r>
-    </w:p>
-    <w:p>
-      <w:pPr>
-        <w:keepNext/>
-        <w:spacing w:after="100" w:before="240"/>
-      </w:pPr>
-      <w:r>
-        <w:rPr>
-          <w:rFonts w:ascii="Georgia" w:cs="Georgia" w:eastAsia="Georgia" w:hAnsi="Georgia"/>
+        <w:t xml:space="preserve">Counsel to supply the wording that limits the Investor’s liability under this agreement to the assets of the trust.</w:t>
+      </w:r>
+    </w:p>
+    <w:p>
+      <w:pPr>
+        <w:spacing w:after="60" w:before="60"/>
+      </w:pPr>
+      <w:r>
+        <w:rPr>
+          <w:rFonts w:ascii="Arial" w:cs="Arial" w:eastAsia="Arial" w:hAnsi="Arial"/>
           <w:b/>
           <w:bCs/>
+          <w:color w:val="5B3F8C"/>
+          <w:sz w:val="17"/>
+          <w:szCs w:val="17"/>
+          <w:shd w:fill="EFEAF6" w:color="auto" w:val="clear"/>
+        </w:rPr>
+        <w:t xml:space="preserve">[[END IF]]</w:t>
+      </w:r>
+    </w:p>
+    <w:p>
+      <w:pPr>
+        <w:pStyle w:val="Heading1"/>
+        <w:keepNext/>
+        <w:numPr>
+          <w:ilvl w:val="0"/>
+          <w:numId w:val="3"/>
+        </w:numPr>
+        <w:spacing w:after="100" w:before="240"/>
+      </w:pPr>
+      <w:r>
+        <w:rPr>
+          <w:rFonts w:ascii="Georgia" w:cs="Georgia" w:eastAsia="Georgia" w:hAnsi="Georgia"/>
+          <w:b/>
+          <w:bCs/>
           <w:color w:val="1A1F24"/>
           <w:sz w:val="23"/>
           <w:szCs w:val="23"/>
         </w:rPr>
-        <w:t xml:space="preserve">8 Personal information and sharing</w:t>
-      </w:r>
-    </w:p>
-    <w:p>
-      <w:pPr>
-        <w:tabs>
-          <w:tab w:val="left" w:pos="709"/>
-        </w:tabs>
+        <w:t xml:space="preserve">Anti-money laundering</w:t>
+      </w:r>
+    </w:p>
+    <w:p>
+      <w:pPr>
+        <w:pStyle w:val="ListParagraph"/>
+        <w:numPr>
+          <w:ilvl w:val="1"/>
+          <w:numId w:val="3"/>
+        </w:numPr>
         <w:spacing w:after="120" w:before="0" w:line="300"/>
-        <w:ind w:left="709" w:hanging="709"/>
-      </w:pPr>
-      <w:r>
-        <w:rPr>
-          <w:rFonts w:ascii="Georgia" w:cs="Georgia" w:eastAsia="Georgia" w:hAnsi="Georgia"/>
-          <w:color w:val="1A1F24"/>
-          <w:sz w:val="21"/>
-          <w:szCs w:val="21"/>
-        </w:rPr>
-        <w:t xml:space="preserve">8.1</w:t>
-      </w:r>
-      <w:r>
-        <w:rPr>
-          <w:rFonts w:ascii="Georgia" w:cs="Georgia" w:eastAsia="Georgia" w:hAnsi="Georgia"/>
-          <w:sz w:val="21"/>
-          <w:szCs w:val="21"/>
-        </w:rPr>
-        <w:t xml:space="preserve">	</w:t>
-      </w:r>
-      <w:r>
-        <w:rPr>
-          <w:rFonts w:ascii="Georgia" w:cs="Georgia" w:eastAsia="Georgia" w:hAnsi="Georgia"/>
-          <w:color w:val="1A1F24"/>
-          <w:sz w:val="21"/>
-          <w:szCs w:val="21"/>
-        </w:rPr>
-        <w:t xml:space="preserve">The Company and its administrator will use the Investor’s information to administer the Investor’s holding in the Portfolio and to meet legal obligations. The Investor’s information will not be shared with any other segregated portfolio of the Company, or used to offer the Investor any other investment, unless the Investor has given separate permission for that purpose.</w:t>
-      </w:r>
-    </w:p>
-    <w:p>
-      <w:pPr>
-        <w:keepNext/>
-        <w:spacing w:after="100" w:before="240"/>
-      </w:pPr>
-      <w:r>
-        <w:rPr>
-          <w:rFonts w:ascii="Georgia" w:cs="Georgia" w:eastAsia="Georgia" w:hAnsi="Georgia"/>
-          <w:b/>
-          <w:bCs/>
-          <w:color w:val="1A1F24"/>
-          <w:sz w:val="23"/>
-          <w:szCs w:val="23"/>
-        </w:rPr>
-        <w:t xml:space="preserve">9 Tax information</w:t>
-      </w:r>
-    </w:p>
-    <w:p>
-      <w:pPr>
-        <w:tabs>
-          <w:tab w:val="left" w:pos="709"/>
-        </w:tabs>
-        <w:spacing w:after="120" w:before="0" w:line="300"/>
-        <w:ind w:left="709" w:hanging="709"/>
-      </w:pPr>
-      <w:r>
-        <w:rPr>
-          <w:rFonts w:ascii="Georgia" w:cs="Georgia" w:eastAsia="Georgia" w:hAnsi="Georgia"/>
-          <w:color w:val="1A1F24"/>
-          <w:sz w:val="21"/>
-          <w:szCs w:val="21"/>
-        </w:rPr>
-        <w:t xml:space="preserve">9.1</w:t>
-      </w:r>
-      <w:r>
-        <w:rPr>
-          <w:rFonts w:ascii="Georgia" w:cs="Georgia" w:eastAsia="Georgia" w:hAnsi="Georgia"/>
-          <w:sz w:val="21"/>
-          <w:szCs w:val="21"/>
-        </w:rPr>
-        <w:t xml:space="preserve">	</w:t>
-      </w:r>
-      <w:r>
-        <w:rPr>
-          <w:rFonts w:ascii="Georgia" w:cs="Georgia" w:eastAsia="Georgia" w:hAnsi="Georgia"/>
-          <w:color w:val="1A1F24"/>
-          <w:sz w:val="21"/>
-          <w:szCs w:val="21"/>
-        </w:rPr>
-        <w:t xml:space="preserve">The Investor will complete the tax self-certification required for the US Foreign Account Tax Compliance Act and the OECD Common Reporting Standard, and agrees that the Company may report information about the Investor’s holding to tax authorities as required by law.</w:t>
-      </w:r>
-    </w:p>
-    <w:p>
-      <w:pPr>
-        <w:keepNext/>
-        <w:spacing w:after="100" w:before="240"/>
-      </w:pPr>
-      <w:r>
-        <w:rPr>
-          <w:rFonts w:ascii="Georgia" w:cs="Georgia" w:eastAsia="Georgia" w:hAnsi="Georgia"/>
-          <w:b/>
-          <w:bCs/>
-          <w:color w:val="1A1F24"/>
-          <w:sz w:val="23"/>
-          <w:szCs w:val="23"/>
-        </w:rPr>
-        <w:t xml:space="preserve">10 Signing and governing law</w:t>
-      </w:r>
-    </w:p>
-    <w:p>
-      <w:pPr>
-        <w:tabs>
-          <w:tab w:val="left" w:pos="709"/>
-        </w:tabs>
-        <w:spacing w:after="120" w:before="0" w:line="300"/>
-        <w:ind w:left="709" w:hanging="709"/>
-      </w:pPr>
-      <w:r>
-        <w:rPr>
-          <w:rFonts w:ascii="Georgia" w:cs="Georgia" w:eastAsia="Georgia" w:hAnsi="Georgia"/>
-          <w:color w:val="1A1F24"/>
-          <w:sz w:val="21"/>
-          <w:szCs w:val="21"/>
-        </w:rPr>
-        <w:t xml:space="preserve">10.1</w:t>
-      </w:r>
-      <w:r>
-        <w:rPr>
-          <w:rFonts w:ascii="Georgia" w:cs="Georgia" w:eastAsia="Georgia" w:hAnsi="Georgia"/>
-          <w:sz w:val="21"/>
-          <w:szCs w:val="21"/>
-        </w:rPr>
-        <w:t xml:space="preserve">	</w:t>
-      </w:r>
-      <w:r>
-        <w:rPr>
-          <w:rFonts w:ascii="Georgia" w:cs="Georgia" w:eastAsia="Georgia" w:hAnsi="Georgia"/>
-          <w:color w:val="1A1F24"/>
-          <w:sz w:val="21"/>
-          <w:szCs w:val="21"/>
-        </w:rPr>
-        <w:t xml:space="preserve">This agreement may be signed electronically and in counterparts.</w:t>
-      </w:r>
-    </w:p>
-    <w:p>
-      <w:pPr>
-        <w:tabs>
-          <w:tab w:val="left" w:pos="709"/>
-        </w:tabs>
-        <w:spacing w:after="120" w:before="0" w:line="300"/>
-        <w:ind w:left="709" w:hanging="709"/>
-      </w:pPr>
-      <w:r>
-        <w:rPr>
-          <w:rFonts w:ascii="Georgia" w:cs="Georgia" w:eastAsia="Georgia" w:hAnsi="Georgia"/>
-          <w:color w:val="1A1F24"/>
-          <w:sz w:val="21"/>
-          <w:szCs w:val="21"/>
-        </w:rPr>
-        <w:t xml:space="preserve">10.2</w:t>
-      </w:r>
-      <w:r>
-        <w:rPr>
-          <w:rFonts w:ascii="Georgia" w:cs="Georgia" w:eastAsia="Georgia" w:hAnsi="Georgia"/>
-          <w:sz w:val="21"/>
-          <w:szCs w:val="21"/>
-        </w:rPr>
-        <w:t xml:space="preserve">	</w:t>
-      </w:r>
-      <w:r>
-        <w:rPr>
-          <w:rFonts w:ascii="Georgia" w:cs="Georgia" w:eastAsia="Georgia" w:hAnsi="Georgia"/>
-          <w:color w:val="1A1F24"/>
-          <w:sz w:val="21"/>
-          <w:szCs w:val="21"/>
-        </w:rPr>
-        <w:t xml:space="preserve">This agreement is governed by the laws of the Virgin Islands, and the courts of the Virgin Islands have jurisdiction over any dispute arising from it.</w:t>
+      </w:pPr>
+      <w:r>
+        <w:rPr>
+          <w:rFonts w:ascii="Georgia" w:cs="Georgia" w:eastAsia="Georgia" w:hAnsi="Georgia"/>
+          <w:color w:val="1A1F24"/>
+          <w:sz w:val="21"/>
+          <w:szCs w:val="21"/>
+        </w:rPr>
+        <w:t xml:space="preserve">The Investor will provide any information and documents the Company or its administrator reasonably requests to verify the Investor’s identity, source of funds and, where relevant, beneficial owners. If the Investor does not, the Company may refuse the application, withhold payments or compulsorily redeem the Investor’s Portfolio Shares, as permitted by the Offering Memorandum.</w:t>
       </w:r>
     </w:p>
     <w:p>
@@ -2733,11 +2327,190 @@
           <w:sz w:val="19"/>
           <w:szCs w:val="19"/>
         </w:rPr>
+        <w:t xml:space="preserve">Confirm the anti-money-laundering documents and the beneficial-ownership threshold required by the administrator and BVI rules.</w:t>
+      </w:r>
+    </w:p>
+    <w:p>
+      <w:pPr>
+        <w:pStyle w:val="Heading1"/>
+        <w:keepNext/>
+        <w:numPr>
+          <w:ilvl w:val="0"/>
+          <w:numId w:val="3"/>
+        </w:numPr>
+        <w:spacing w:after="100" w:before="240"/>
+      </w:pPr>
+      <w:r>
+        <w:rPr>
+          <w:rFonts w:ascii="Georgia" w:cs="Georgia" w:eastAsia="Georgia" w:hAnsi="Georgia"/>
+          <w:b/>
+          <w:bCs/>
+          <w:color w:val="1A1F24"/>
+          <w:sz w:val="23"/>
+          <w:szCs w:val="23"/>
+        </w:rPr>
+        <w:t xml:space="preserve">Personal information and sharing</w:t>
+      </w:r>
+    </w:p>
+    <w:p>
+      <w:pPr>
+        <w:pStyle w:val="ListParagraph"/>
+        <w:numPr>
+          <w:ilvl w:val="1"/>
+          <w:numId w:val="3"/>
+        </w:numPr>
+        <w:spacing w:after="120" w:before="0" w:line="300"/>
+      </w:pPr>
+      <w:r>
+        <w:rPr>
+          <w:rFonts w:ascii="Georgia" w:cs="Georgia" w:eastAsia="Georgia" w:hAnsi="Georgia"/>
+          <w:color w:val="1A1F24"/>
+          <w:sz w:val="21"/>
+          <w:szCs w:val="21"/>
+        </w:rPr>
+        <w:t xml:space="preserve">The Company and its administrator will use the Investor’s information to administer the Investor’s holding in the Portfolio and to meet legal obligations. The Investor’s information will not be shared with any other segregated portfolio of the Company, or used to offer the Investor any other investment, unless the Investor has given separate permission for that purpose.</w:t>
+      </w:r>
+    </w:p>
+    <w:p>
+      <w:pPr>
+        <w:pStyle w:val="Heading1"/>
+        <w:keepNext/>
+        <w:numPr>
+          <w:ilvl w:val="0"/>
+          <w:numId w:val="3"/>
+        </w:numPr>
+        <w:spacing w:after="100" w:before="240"/>
+      </w:pPr>
+      <w:r>
+        <w:rPr>
+          <w:rFonts w:ascii="Georgia" w:cs="Georgia" w:eastAsia="Georgia" w:hAnsi="Georgia"/>
+          <w:b/>
+          <w:bCs/>
+          <w:color w:val="1A1F24"/>
+          <w:sz w:val="23"/>
+          <w:szCs w:val="23"/>
+        </w:rPr>
+        <w:t xml:space="preserve">Tax information</w:t>
+      </w:r>
+    </w:p>
+    <w:p>
+      <w:pPr>
+        <w:pStyle w:val="ListParagraph"/>
+        <w:numPr>
+          <w:ilvl w:val="1"/>
+          <w:numId w:val="3"/>
+        </w:numPr>
+        <w:spacing w:after="120" w:before="0" w:line="300"/>
+      </w:pPr>
+      <w:r>
+        <w:rPr>
+          <w:rFonts w:ascii="Georgia" w:cs="Georgia" w:eastAsia="Georgia" w:hAnsi="Georgia"/>
+          <w:color w:val="1A1F24"/>
+          <w:sz w:val="21"/>
+          <w:szCs w:val="21"/>
+        </w:rPr>
+        <w:t xml:space="preserve">The Investor will complete the tax self-certification required for the US Foreign Account Tax Compliance Act and the OECD Common Reporting Standard, and agrees that the Company may report information about the Investor’s holding to tax authorities as required by law.</w:t>
+      </w:r>
+    </w:p>
+    <w:p>
+      <w:pPr>
+        <w:pStyle w:val="Heading1"/>
+        <w:keepNext/>
+        <w:numPr>
+          <w:ilvl w:val="0"/>
+          <w:numId w:val="3"/>
+        </w:numPr>
+        <w:spacing w:after="100" w:before="240"/>
+      </w:pPr>
+      <w:r>
+        <w:rPr>
+          <w:rFonts w:ascii="Georgia" w:cs="Georgia" w:eastAsia="Georgia" w:hAnsi="Georgia"/>
+          <w:b/>
+          <w:bCs/>
+          <w:color w:val="1A1F24"/>
+          <w:sz w:val="23"/>
+          <w:szCs w:val="23"/>
+        </w:rPr>
+        <w:t xml:space="preserve">Signing and governing law</w:t>
+      </w:r>
+    </w:p>
+    <w:p>
+      <w:pPr>
+        <w:pStyle w:val="ListParagraph"/>
+        <w:numPr>
+          <w:ilvl w:val="1"/>
+          <w:numId w:val="3"/>
+        </w:numPr>
+        <w:spacing w:after="120" w:before="0" w:line="300"/>
+      </w:pPr>
+      <w:r>
+        <w:rPr>
+          <w:rFonts w:ascii="Georgia" w:cs="Georgia" w:eastAsia="Georgia" w:hAnsi="Georgia"/>
+          <w:color w:val="1A1F24"/>
+          <w:sz w:val="21"/>
+          <w:szCs w:val="21"/>
+        </w:rPr>
+        <w:t xml:space="preserve">This agreement may be signed electronically and in counterparts.</w:t>
+      </w:r>
+    </w:p>
+    <w:p>
+      <w:pPr>
+        <w:pStyle w:val="ListParagraph"/>
+        <w:numPr>
+          <w:ilvl w:val="1"/>
+          <w:numId w:val="3"/>
+        </w:numPr>
+        <w:spacing w:after="120" w:before="0" w:line="300"/>
+      </w:pPr>
+      <w:r>
+        <w:rPr>
+          <w:rFonts w:ascii="Georgia" w:cs="Georgia" w:eastAsia="Georgia" w:hAnsi="Georgia"/>
+          <w:color w:val="1A1F24"/>
+          <w:sz w:val="21"/>
+          <w:szCs w:val="21"/>
+        </w:rPr>
+        <w:t xml:space="preserve">This agreement is governed by the laws of the Virgin Islands, and the courts of the Virgin Islands have jurisdiction over any dispute arising from it.</w:t>
+      </w:r>
+    </w:p>
+    <w:p>
+      <w:pPr>
+        <w:pBdr>
+          <w:top w:val="single" w:color="C9922E" w:sz="8" w:space="6"/>
+          <w:left w:val="single" w:color="C9922E" w:sz="8" w:space="6"/>
+          <w:bottom w:val="single" w:color="C9922E" w:sz="8" w:space="6"/>
+          <w:right w:val="single" w:color="C9922E" w:sz="8" w:space="6"/>
+        </w:pBdr>
+        <w:shd w:fill="FBF3E3" w:color="auto" w:val="clear"/>
+        <w:spacing w:after="160" w:before="120"/>
+        <w:ind w:left="113" w:right="113"/>
+      </w:pPr>
+      <w:r>
+        <w:rPr>
+          <w:rFonts w:ascii="Arial" w:cs="Arial" w:eastAsia="Arial" w:hAnsi="Arial"/>
+          <w:b/>
+          <w:bCs/>
+          <w:color w:val="7A4E0C"/>
+          <w:sz w:val="16"/>
+          <w:szCs w:val="16"/>
+        </w:rPr>
+        <w:t xml:space="preserve">COUNSEL NOTE (removed on assembly)</w:t>
+      </w:r>
+      <w:r>
+        <w:br/>
+      </w:r>
+      <w:r>
+        <w:rPr>
+          <w:rFonts w:ascii="Arial" w:cs="Arial" w:eastAsia="Arial" w:hAnsi="Arial"/>
+          <w:color w:val="7A4E0C"/>
+          <w:sz w:val="19"/>
+          <w:szCs w:val="19"/>
+        </w:rPr>
         <w:t xml:space="preserve">Confirm electronic signature is valid for this document under BVI law and acceptable to the administrator, and whether a different dispute forum is preferred.</w:t>
       </w:r>
     </w:p>
     <w:p>
       <w:pPr>
+        <w:pStyle w:val="Heading1"/>
         <w:keepNext/>
         <w:spacing w:after="100" w:before="240"/>
       </w:pPr>
@@ -3069,6 +2842,7 @@
     </w:p>
     <w:p>
       <w:pPr>
+        <w:pStyle w:val="Heading1"/>
         <w:keepNext/>
         <w:spacing w:after="100" w:before="240"/>
       </w:pPr>
@@ -4060,6 +3834,7 @@
     </w:tbl>
     <w:p>
       <w:pPr>
+        <w:pStyle w:val="Heading1"/>
         <w:keepNext/>
         <w:spacing w:after="100" w:before="240"/>
       </w:pPr>
@@ -4549,8 +4324,8 @@
       </w:r>
     </w:p>
     <w:sectPr>
-      <w:headerReference w:type="default" r:id="rId7"/>
-      <w:footerReference w:type="default" r:id="rId8"/>
+      <w:headerReference w:type="default" r:id="rId6"/>
+      <w:footerReference w:type="default" r:id="rId7"/>
       <w:pgSz w:w="11906" w:h="16838" w:orient="portrait"/>
       <w:pgMar w:top="1440" w:right="1440" w:bottom="1440" w:left="1440" w:header="708" w:footer="708" w:gutter="0"/>
       <w:pgNumType/>
@@ -4558,10 +4333,6 @@
     </w:sectPr>
   </w:body>
 </w:document>
-</file>
-
-<file path=word/comments.xml><?xml version="1.0" encoding="utf-8"?>
-<w:comments xmlns:cx="http://schemas.microsoft.com/office/drawing/2014/chartex" xmlns:cx1="http://schemas.microsoft.com/office/drawing/2015/9/8/chartex" xmlns:cx2="http://schemas.microsoft.com/office/drawing/2015/10/21/chartex" xmlns:cx3="http://schemas.microsoft.com/office/drawing/2016/5/9/chartex" xmlns:cx4="http://schemas.microsoft.com/office/drawing/2016/5/10/chartex" xmlns:cx5="http://schemas.microsoft.com/office/drawing/2016/5/11/chartex" xmlns:cx6="http://schemas.microsoft.com/office/drawing/2016/5/12/chartex" xmlns:cx7="http://schemas.microsoft.com/office/drawing/2016/5/13/chartex" xmlns:cx8="http://schemas.microsoft.com/office/drawing/2016/5/14/chartex" xmlns:mc="http://schemas.openxmlformats.org/markup-compatibility/2006" xmlns:aink="http://schemas.microsoft.com/office/drawing/2016/ink" xmlns:am3d="http://schemas.microsoft.com/office/drawing/2017/model3d" xmlns:o="urn:schemas-microsoft-com:office:office" xmlns:r="http://schemas.openxmlformats.org/officeDocument/2006/relationships" xmlns:m="http://schemas.openxmlformats.org/officeDocument/2006/math" xmlns:v="urn:schemas-microsoft-com:vml" xmlns:wp14="http://schemas.microsoft.com/office/word/2010/wordprocessingDrawing" xmlns:wp="http://schemas.openxmlformats.org/drawingml/2006/wordprocessingDrawing" xmlns:w10="urn:schemas-microsoft-com:office:word" xmlns:w="http://schemas.openxmlformats.org/wordprocessingml/2006/main" xmlns:w14="http://schemas.microsoft.com/office/word/2010/wordml" xmlns:w15="http://schemas.microsoft.com/office/word/2012/wordml" xmlns:w16cex="http://schemas.microsoft.com/office/word/2018/wordml/cex" xmlns:w16cid="http://schemas.microsoft.com/office/word/2016/wordml/cid" xmlns:w16="http://schemas.microsoft.com/office/word/2018/wordml" xmlns:w16sdtdh="http://schemas.microsoft.com/office/word/2020/wordml/sdtdatahash" xmlns:w16se="http://schemas.microsoft.com/office/word/2015/wordml/symex" xmlns:wpg="http://schemas.microsoft.com/office/word/2010/wordprocessingGroup" xmlns:wpi="http://schemas.microsoft.com/office/word/2010/wordprocessingInk" xmlns:wne="http://schemas.microsoft.com/office/word/2006/wordml" xmlns:wps="http://schemas.microsoft.com/office/word/2010/wordprocessingShape"/>
 </file>
 
 <file path=word/endnotes.xml><?xml version="1.0" encoding="utf-8"?>
@@ -4713,7 +4484,7 @@
 <w:numbering xmlns:wpc="http://schemas.microsoft.com/office/word/2010/wordprocessingCanvas" xmlns:mc="http://schemas.openxmlformats.org/markup-compatibility/2006" xmlns:o="urn:schemas-microsoft-com:office:office" xmlns:r="http://schemas.openxmlformats.org/officeDocument/2006/relationships" xmlns:m="http://schemas.openxmlformats.org/officeDocument/2006/math" xmlns:v="urn:schemas-microsoft-com:vml" xmlns:wp14="http://schemas.microsoft.com/office/word/2010/wordprocessingDrawing" xmlns:wp="http://schemas.openxmlformats.org/drawingml/2006/wordprocessingDrawing" xmlns:w10="urn:schemas-microsoft-com:office:word" xmlns:w="http://schemas.openxmlformats.org/wordprocessingml/2006/main" xmlns:w14="http://schemas.microsoft.com/office/word/2010/wordml" xmlns:w15="http://schemas.microsoft.com/office/word/2012/wordml" xmlns:wpg="http://schemas.microsoft.com/office/word/2010/wordprocessingGroup" xmlns:wpi="http://schemas.microsoft.com/office/word/2010/wordprocessingInk" xmlns:wne="http://schemas.microsoft.com/office/word/2006/wordml" xmlns:wps="http://schemas.microsoft.com/office/word/2010/wordprocessingShape" mc:Ignorable="w14 w15 wp14">
   <w:abstractNum w:abstractNumId="1" w15:restartNumberingAfterBreak="0">
     <w:multiLevelType w:val="hybridMultilevel"/>
-    <w:lvl w:ilvl="0" w15:tentative="1">
+    <w:lvl w:ilvl="0" w:tentative="1">
       <w:start w:val="1"/>
       <w:numFmt w:val="bullet"/>
       <w:lvlText w:val="●"/>
@@ -4722,7 +4493,7 @@
         <w:ind w:left="720" w:hanging="360"/>
       </w:pPr>
     </w:lvl>
-    <w:lvl w:ilvl="1" w15:tentative="1">
+    <w:lvl w:ilvl="1" w:tentative="1">
       <w:start w:val="1"/>
       <w:numFmt w:val="bullet"/>
       <w:lvlText w:val="○"/>
@@ -4731,7 +4502,7 @@
         <w:ind w:left="1440" w:hanging="360"/>
       </w:pPr>
     </w:lvl>
-    <w:lvl w:ilvl="2" w15:tentative="1">
+    <w:lvl w:ilvl="2" w:tentative="1">
       <w:start w:val="1"/>
       <w:numFmt w:val="bullet"/>
       <w:lvlText w:val="■"/>
@@ -4740,7 +4511,7 @@
         <w:ind w:left="2160" w:hanging="360"/>
       </w:pPr>
     </w:lvl>
-    <w:lvl w:ilvl="3" w15:tentative="1">
+    <w:lvl w:ilvl="3" w:tentative="1">
       <w:start w:val="1"/>
       <w:numFmt w:val="bullet"/>
       <w:lvlText w:val="●"/>
@@ -4749,7 +4520,7 @@
         <w:ind w:left="2880" w:hanging="360"/>
       </w:pPr>
     </w:lvl>
-    <w:lvl w:ilvl="4" w15:tentative="1">
+    <w:lvl w:ilvl="4" w:tentative="1">
       <w:start w:val="1"/>
       <w:numFmt w:val="bullet"/>
       <w:lvlText w:val="○"/>
@@ -4758,7 +4529,7 @@
         <w:ind w:left="3600" w:hanging="360"/>
       </w:pPr>
     </w:lvl>
-    <w:lvl w:ilvl="5" w15:tentative="1">
+    <w:lvl w:ilvl="5" w:tentative="1">
       <w:start w:val="1"/>
       <w:numFmt w:val="bullet"/>
       <w:lvlText w:val="■"/>
@@ -4767,7 +4538,7 @@
         <w:ind w:left="4320" w:hanging="360"/>
       </w:pPr>
     </w:lvl>
-    <w:lvl w:ilvl="6" w15:tentative="1">
+    <w:lvl w:ilvl="6" w:tentative="1">
       <w:start w:val="1"/>
       <w:numFmt w:val="bullet"/>
       <w:lvlText w:val="●"/>
@@ -4776,7 +4547,7 @@
         <w:ind w:left="5040" w:hanging="360"/>
       </w:pPr>
     </w:lvl>
-    <w:lvl w:ilvl="7" w15:tentative="1">
+    <w:lvl w:ilvl="7" w:tentative="1">
       <w:start w:val="1"/>
       <w:numFmt w:val="bullet"/>
       <w:lvlText w:val="●"/>
@@ -4785,7 +4556,7 @@
         <w:ind w:left="5760" w:hanging="360"/>
       </w:pPr>
     </w:lvl>
-    <w:lvl w:ilvl="8" w15:tentative="1">
+    <w:lvl w:ilvl="8" w:tentative="1">
       <w:start w:val="1"/>
       <w:numFmt w:val="bullet"/>
       <w:lvlText w:val="●"/>
@@ -4797,7 +4568,7 @@
   </w:abstractNum>
   <w:abstractNum w:abstractNumId="2" w15:restartNumberingAfterBreak="0">
     <w:multiLevelType w:val="hybridMultilevel"/>
-    <w:lvl w:ilvl="0" w15:tentative="1">
+    <w:lvl w:ilvl="0" w:tentative="1">
       <w:start w:val="1"/>
       <w:numFmt w:val="bullet"/>
       <w:lvlText w:val="•"/>
@@ -4809,7 +4580,7 @@
   </w:abstractNum>
   <w:abstractNum w:abstractNumId="3" w15:restartNumberingAfterBreak="0">
     <w:multiLevelType w:val="hybridMultilevel"/>
-    <w:lvl w:ilvl="0" w15:tentative="1">
+    <w:lvl w:ilvl="0" w:tentative="1">
       <w:start w:val="1"/>
       <w:numFmt w:val="decimal"/>
       <w:lvlText w:val="%1."/>
@@ -4817,6 +4588,39 @@
       <w:pPr>
         <w:ind w:left="425" w:hanging="340"/>
       </w:pPr>
+    </w:lvl>
+  </w:abstractNum>
+  <w:abstractNum w:abstractNumId="4" w15:restartNumberingAfterBreak="0">
+    <w:multiLevelType w:val="hybridMultilevel"/>
+    <w:lvl w:ilvl="0" w:tentative="1">
+      <w:start w:val="1"/>
+      <w:numFmt w:val="decimal"/>
+      <w:lvlText w:val="%1"/>
+      <w:lvlJc w:val="left"/>
+      <w:pPr>
+        <w:ind w:left="709" w:hanging="709"/>
+      </w:pPr>
+      <w:rPr>
+        <w:rFonts w:ascii="Georgia" w:cs="Georgia" w:eastAsia="Georgia" w:hAnsi="Georgia"/>
+        <w:b/>
+        <w:bCs/>
+        <w:sz w:val="23"/>
+        <w:szCs w:val="23"/>
+      </w:rPr>
+    </w:lvl>
+    <w:lvl w:ilvl="1" w:tentative="1">
+      <w:start w:val="1"/>
+      <w:numFmt w:val="decimal"/>
+      <w:lvlText w:val="%1.%2"/>
+      <w:lvlJc w:val="left"/>
+      <w:pPr>
+        <w:ind w:left="709" w:hanging="709"/>
+      </w:pPr>
+      <w:rPr>
+        <w:rFonts w:ascii="Georgia" w:cs="Georgia" w:eastAsia="Georgia" w:hAnsi="Georgia"/>
+        <w:sz w:val="21"/>
+        <w:szCs w:val="21"/>
+      </w:rPr>
     </w:lvl>
   </w:abstractNum>
   <w:num w:numId="1">
@@ -4832,6 +4636,12 @@
     </w:lvlOverride>
   </w:num>
   <w:num w:numId="3">
+    <w:abstractNumId w:val="4"/>
+    <w:lvlOverride w:ilvl="0">
+      <w:startOverride w:val="1"/>
+    </w:lvlOverride>
+  </w:num>
+  <w:num w:numId="4">
     <w:abstractNumId w:val="2"/>
     <w:lvlOverride w:ilvl="0">
       <w:startOverride w:val="1"/>
@@ -4852,6 +4662,10 @@
     </w:rPrDefault>
     <w:pPrDefault/>
   </w:docDefaults>
+  <w:style w:type="paragraph" w:styleId="Normal" w:default="1">
+    <w:name w:val="Normal"/>
+    <w:qFormat/>
+  </w:style>
   <w:style w:type="paragraph" w:styleId="Title">
     <w:name w:val="Title"/>
     <w:basedOn w:val="Normal"/>
@@ -5024,4 +4838,294 @@
     </w:rPr>
   </w:style>
 </w:styles>
+</file>
+
+<file path=word/theme/theme1.xml><?xml version="1.0" encoding="utf-8"?>
+<a:theme xmlns:a="http://schemas.openxmlformats.org/drawingml/2006/main" name="Office Theme">
+  <a:themeElements>
+    <a:clrScheme name="Office">
+      <a:dk1>
+        <a:sysClr val="windowText" lastClr="000000"/>
+      </a:dk1>
+      <a:lt1>
+        <a:sysClr val="window" lastClr="FFFFFF"/>
+      </a:lt1>
+      <a:dk2>
+        <a:srgbClr val="44546A"/>
+      </a:dk2>
+      <a:lt2>
+        <a:srgbClr val="E7E6E6"/>
+      </a:lt2>
+      <a:accent1>
+        <a:srgbClr val="4472C4"/>
+      </a:accent1>
+      <a:accent2>
+        <a:srgbClr val="ED7D31"/>
+      </a:accent2>
+      <a:accent3>
+        <a:srgbClr val="A5A5A5"/>
+      </a:accent3>
+      <a:accent4>
+        <a:srgbClr val="FFC000"/>
+      </a:accent4>
+      <a:accent5>
+        <a:srgbClr val="5B9BD5"/>
+      </a:accent5>
+      <a:accent6>
+        <a:srgbClr val="70AD47"/>
+      </a:accent6>
+      <a:hlink>
+        <a:srgbClr val="0563C1"/>
+      </a:hlink>
+      <a:folHlink>
+        <a:srgbClr val="954F72"/>
+      </a:folHlink>
+    </a:clrScheme>
+    <a:fontScheme name="Office">
+      <a:majorFont>
+        <a:latin typeface="Calibri Light" panose="020F0302020204030204"/>
+        <a:ea typeface=""/>
+        <a:cs typeface=""/>
+        <a:font script="Jpan" typeface="游ゴシック Light"/>
+        <a:font script="Hang" typeface="맑은 고딕"/>
+        <a:font script="Hans" typeface="等线 Light"/>
+        <a:font script="Hant" typeface="新細明體"/>
+        <a:font script="Arab" typeface="Times New Roman"/>
+        <a:font script="Hebr" typeface="Times New Roman"/>
+        <a:font script="Thai" typeface="Angsana New"/>
+        <a:font script="Ethi" typeface="Nyala"/>
+        <a:font script="Beng" typeface="Vrinda"/>
+        <a:font script="Gujr" typeface="Shruti"/>
+        <a:font script="Khmr" typeface="MoolBoran"/>
+        <a:font script="Knda" typeface="Tunga"/>
+        <a:font script="Guru" typeface="Raavi"/>
+        <a:font script="Cans" typeface="Euphemia"/>
+        <a:font script="Cher" typeface="Plantagenet Cherokee"/>
+        <a:font script="Yiii" typeface="Microsoft Yi Baiti"/>
+        <a:font script="Tibt" typeface="Microsoft Himalaya"/>
+        <a:font script="Thaa" typeface="MV Boli"/>
+        <a:font script="Deva" typeface="Mangal"/>
+        <a:font script="Telu" typeface="Gautami"/>
+        <a:font script="Taml" typeface="Latha"/>
+        <a:font script="Syrc" typeface="Estrangelo Edessa"/>
+        <a:font script="Orya" typeface="Kalinga"/>
+        <a:font script="Mlym" typeface="Kartika"/>
+        <a:font script="Laoo" typeface="DokChampa"/>
+        <a:font script="Sinh" typeface="Iskoola Pota"/>
+        <a:font script="Mong" typeface="Mongolian Baiti"/>
+        <a:font script="Viet" typeface="Times New Roman"/>
+        <a:font script="Uigh" typeface="Microsoft Uighur"/>
+        <a:font script="Geor" typeface="Sylfaen"/>
+        <a:font script="Armn" typeface="Arial"/>
+        <a:font script="Bugi" typeface="Leelawadee UI"/>
+        <a:font script="Bopo" typeface="Microsoft JhengHei"/>
+        <a:font script="Java" typeface="Javanese Text"/>
+        <a:font script="Lisu" typeface="Segoe UI"/>
+        <a:font script="Mymr" typeface="Myanmar Text"/>
+        <a:font script="Nkoo" typeface="Ebrima"/>
+        <a:font script="Olck" typeface="Nirmala UI"/>
+        <a:font script="Osma" typeface="Ebrima"/>
+        <a:font script="Phag" typeface="Phagspa"/>
+        <a:font script="Syrn" typeface="Estrangelo Edessa"/>
+        <a:font script="Syrj" typeface="Estrangelo Edessa"/>
+        <a:font script="Syre" typeface="Estrangelo Edessa"/>
+        <a:font script="Sora" typeface="Nirmala UI"/>
+        <a:font script="Tale" typeface="Microsoft Tai Le"/>
+        <a:font script="Talu" typeface="Microsoft New Tai Lue"/>
+        <a:font script="Tfng" typeface="Ebrima"/>
+      </a:majorFont>
+      <a:minorFont>
+        <a:latin typeface="Calibri" panose="020F0502020204030204"/>
+        <a:ea typeface=""/>
+        <a:cs typeface=""/>
+        <a:font script="Jpan" typeface="游明朝"/>
+        <a:font script="Hang" typeface="맑은 고딕"/>
+        <a:font script="Hans" typeface="等线"/>
+        <a:font script="Hant" typeface="新細明體"/>
+        <a:font script="Arab" typeface="Arial"/>
+        <a:font script="Hebr" typeface="Arial"/>
+        <a:font script="Thai" typeface="Cordia New"/>
+        <a:font script="Ethi" typeface="Nyala"/>
+        <a:font script="Beng" typeface="Vrinda"/>
+        <a:font script="Gujr" typeface="Shruti"/>
+        <a:font script="Khmr" typeface="DaunPenh"/>
+        <a:font script="Knda" typeface="Tunga"/>
+        <a:font script="Guru" typeface="Raavi"/>
+        <a:font script="Cans" typeface="Euphemia"/>
+        <a:font script="Cher" typeface="Plantagenet Cherokee"/>
+        <a:font script="Yiii" typeface="Microsoft Yi Baiti"/>
+        <a:font script="Tibt" typeface="Microsoft Himalaya"/>
+        <a:font script="Thaa" typeface="MV Boli"/>
+        <a:font script="Deva" typeface="Mangal"/>
+        <a:font script="Telu" typeface="Gautami"/>
+        <a:font script="Taml" typeface="Latha"/>
+        <a:font script="Syrc" typeface="Estrangelo Edessa"/>
+        <a:font script="Orya" typeface="Kalinga"/>
+        <a:font script="Mlym" typeface="Kartika"/>
+        <a:font script="Laoo" typeface="DokChampa"/>
+        <a:font script="Sinh" typeface="Iskoola Pota"/>
+        <a:font script="Mong" typeface="Mongolian Baiti"/>
+        <a:font script="Viet" typeface="Arial"/>
+        <a:font script="Uigh" typeface="Microsoft Uighur"/>
+        <a:font script="Geor" typeface="Sylfaen"/>
+        <a:font script="Armn" typeface="Arial"/>
+        <a:font script="Bugi" typeface="Leelawadee UI"/>
+        <a:font script="Bopo" typeface="Microsoft JhengHei"/>
+        <a:font script="Java" typeface="Javanese Text"/>
+        <a:font script="Lisu" typeface="Segoe UI"/>
+        <a:font script="Mymr" typeface="Myanmar Text"/>
+        <a:font script="Nkoo" typeface="Ebrima"/>
+        <a:font script="Olck" typeface="Nirmala UI"/>
+        <a:font script="Osma" typeface="Ebrima"/>
+        <a:font script="Phag" typeface="Phagspa"/>
+        <a:font script="Syrn" typeface="Estrangelo Edessa"/>
+        <a:font script="Syrj" typeface="Estrangelo Edessa"/>
+        <a:font script="Syre" typeface="Estrangelo Edessa"/>
+        <a:font script="Sora" typeface="Nirmala UI"/>
+        <a:font script="Tale" typeface="Microsoft Tai Le"/>
+        <a:font script="Talu" typeface="Microsoft New Tai Lue"/>
+        <a:font script="Tfng" typeface="Ebrima"/>
+      </a:minorFont>
+    </a:fontScheme>
+    <a:fmtScheme name="Office">
+      <a:fillStyleLst>
+        <a:solidFill>
+          <a:schemeClr val="phClr"/>
+        </a:solidFill>
+        <a:gradFill rotWithShape="true">
+          <a:gsLst>
+            <a:gs pos="0">
+              <a:schemeClr val="phClr">
+                <a:lumMod val="110000"/>
+                <a:satMod val="105000"/>
+                <a:tint val="67000"/>
+              </a:schemeClr>
+            </a:gs>
+            <a:gs pos="50000">
+              <a:schemeClr val="phClr">
+                <a:lumMod val="105000"/>
+                <a:satMod val="103000"/>
+                <a:tint val="73000"/>
+              </a:schemeClr>
+            </a:gs>
+            <a:gs pos="100000">
+              <a:schemeClr val="phClr">
+                <a:lumMod val="105000"/>
+                <a:satMod val="109000"/>
+                <a:tint val="81000"/>
+              </a:schemeClr>
+            </a:gs>
+          </a:gsLst>
+          <a:lin ang="5400000" scaled="false"/>
+        </a:gradFill>
+        <a:gradFill rotWithShape="true">
+          <a:gsLst>
+            <a:gs pos="0">
+              <a:schemeClr val="phClr">
+                <a:satMod val="103000"/>
+                <a:lumMod val="102000"/>
+                <a:tint val="94000"/>
+              </a:schemeClr>
+            </a:gs>
+            <a:gs pos="50000">
+              <a:schemeClr val="phClr">
+                <a:satMod val="110000"/>
+                <a:lumMod val="100000"/>
+                <a:shade val="100000"/>
+              </a:schemeClr>
+            </a:gs>
+            <a:gs pos="100000">
+              <a:schemeClr val="phClr">
+                <a:lumMod val="99000"/>
+                <a:satMod val="120000"/>
+                <a:shade val="78000"/>
+              </a:schemeClr>
+            </a:gs>
+          </a:gsLst>
+          <a:lin ang="5400000" scaled="false"/>
+        </a:gradFill>
+      </a:fillStyleLst>
+      <a:lnStyleLst>
+        <a:ln w="6350" cap="flat" cmpd="sng" algn="ctr">
+          <a:solidFill>
+            <a:schemeClr val="phClr"/>
+          </a:solidFill>
+          <a:prstDash val="solid"/>
+          <a:miter lim="800000"/>
+        </a:ln>
+        <a:ln w="12700" cap="flat" cmpd="sng" algn="ctr">
+          <a:solidFill>
+            <a:schemeClr val="phClr"/>
+          </a:solidFill>
+          <a:prstDash val="solid"/>
+          <a:miter lim="800000"/>
+        </a:ln>
+        <a:ln w="19050" cap="flat" cmpd="sng" algn="ctr">
+          <a:solidFill>
+            <a:schemeClr val="phClr"/>
+          </a:solidFill>
+          <a:prstDash val="solid"/>
+          <a:miter lim="800000"/>
+        </a:ln>
+      </a:lnStyleLst>
+      <a:effectStyleLst>
+        <a:effectStyle>
+          <a:effectLst/>
+        </a:effectStyle>
+        <a:effectStyle>
+          <a:effectLst/>
+        </a:effectStyle>
+        <a:effectStyle>
+          <a:effectLst>
+            <a:outerShdw blurRad="57150" dist="19050" dir="5400000" algn="ctr" rotWithShape="false">
+              <a:srgbClr val="000000">
+                <a:alpha val="63000"/>
+              </a:srgbClr>
+            </a:outerShdw>
+          </a:effectLst>
+        </a:effectStyle>
+      </a:effectStyleLst>
+      <a:bgFillStyleLst>
+        <a:solidFill>
+          <a:schemeClr val="phClr"/>
+        </a:solidFill>
+        <a:solidFill>
+          <a:schemeClr val="phClr">
+            <a:tint val="95000"/>
+            <a:satMod val="170000"/>
+          </a:schemeClr>
+        </a:solidFill>
+        <a:gradFill rotWithShape="true">
+          <a:gsLst>
+            <a:gs pos="0">
+              <a:schemeClr val="phClr">
+                <a:tint val="93000"/>
+                <a:satMod val="150000"/>
+                <a:shade val="98000"/>
+                <a:lumMod val="102000"/>
+              </a:schemeClr>
+            </a:gs>
+            <a:gs pos="50000">
+              <a:schemeClr val="phClr">
+                <a:tint val="98000"/>
+                <a:satMod val="130000"/>
+                <a:shade val="90000"/>
+                <a:lumMod val="103000"/>
+              </a:schemeClr>
+            </a:gs>
+            <a:gs pos="100000">
+              <a:schemeClr val="phClr">
+                <a:shade val="63000"/>
+                <a:satMod val="120000"/>
+              </a:schemeClr>
+            </a:gs>
+          </a:gsLst>
+          <a:lin ang="5400000" scaled="false"/>
+        </a:gradFill>
+      </a:bgFillStyleLst>
+    </a:fmtScheme>
+  </a:themeElements>
+  <a:objectDefaults/>
+  <a:extraClrSchemeLst/>
+</a:theme>
 </file>